--- a/Modelos/AP/FATEC/Memorando_contratacao_fundacao_FATEC.docx
+++ b/Modelos/AP/FATEC/Memorando_contratacao_fundacao_FATEC.docx
@@ -350,8 +350,6 @@
         </w:rPr>
         <w:t>.</w:t>
       </w:r>
-      <w:bookmarkStart w:id="0" w:name="_GoBack"/>
-      <w:bookmarkEnd w:id="0"/>
     </w:p>
     <w:p>
       <w:pPr>
@@ -583,68 +581,19 @@
       <w:r>
         <w:rPr>
           <w:b/>
-        </w:rPr>
-        <w:t xml:space="preserve">{{ </w:t>
-      </w:r>
-      <w:proofErr w:type="spellStart"/>
-      <w:r>
-        <w:rPr>
-          <w:b/>
-        </w:rPr>
-        <w:t>sigla_fundacao</w:t>
-      </w:r>
-      <w:proofErr w:type="spellEnd"/>
-      <w:r>
-        <w:rPr>
-          <w:b/>
-        </w:rPr>
-        <w:t xml:space="preserve"> }}</w:t>
-      </w:r>
-      <w:r>
-        <w:rPr>
+          <w:bCs/>
           <w:color w:val="000000"/>
         </w:rPr>
-        <w:t xml:space="preserve"> teve </w:t>
-      </w:r>
-      <w:r>
-        <w:t>sua autorização renovada par</w:t>
+        <w:t>FATEC</w:t>
       </w:r>
       <w:r>
         <w:rPr>
           <w:color w:val="000000"/>
         </w:rPr>
-        <w:t xml:space="preserve">a atuar como Fundação de Apoio à UFSM pela Portaria Conjunta Nº </w:t>
-      </w:r>
-      <w:r>
-        <w:t>141</w:t>
-      </w:r>
-      <w:r>
-        <w:rPr>
-          <w:color w:val="000000"/>
-        </w:rPr>
-        <w:t xml:space="preserve">, de </w:t>
-      </w:r>
-      <w:r>
-        <w:t xml:space="preserve">18 </w:t>
-      </w:r>
-      <w:r>
-        <w:rPr>
-          <w:color w:val="000000"/>
-        </w:rPr>
-        <w:t>de</w:t>
-      </w:r>
-      <w:r>
-        <w:rPr>
-          <w:color w:val="000000"/>
-        </w:rPr>
-        <w:t xml:space="preserve"> novembro</w:t>
-      </w:r>
-      <w:r>
-        <w:t xml:space="preserve"> de 202</w:t>
-      </w:r>
-      <w:r>
-        <w:t>0</w:t>
-      </w:r>
+        <w:t xml:space="preserve"> teve sua autorização renovada para atuar como Fundação de Apoio à UFSM pela Portaria Conjunta Nº 37, de 05 de março de 2026</w:t>
+      </w:r>
+      <w:bookmarkStart w:id="0" w:name="_GoBack"/>
+      <w:bookmarkEnd w:id="0"/>
       <w:r>
         <w:rPr>
           <w:color w:val="000000"/>
@@ -1373,7 +1322,21 @@
           <w:rFonts w:ascii="Times New Roman" w:hAnsi="Times New Roman"/>
           <w:sz w:val="20"/>
         </w:rPr>
-        <w:t xml:space="preserve"> }} {{ </w:t>
+        <w:t xml:space="preserve"> }} </w:t>
+      </w:r>
+      <w:r>
+        <w:rPr>
+          <w:rFonts w:ascii="Times New Roman" w:hAnsi="Times New Roman"/>
+          <w:sz w:val="20"/>
+        </w:rPr>
+        <w:br/>
+      </w:r>
+      <w:r>
+        <w:rPr>
+          <w:rFonts w:ascii="Times New Roman" w:hAnsi="Times New Roman"/>
+          <w:sz w:val="20"/>
+        </w:rPr>
+        <w:t xml:space="preserve">{{ </w:t>
       </w:r>
       <w:proofErr w:type="spellStart"/>
       <w:r>

--- a/Modelos/AP/FATEC/Memorando_contratacao_fundacao_FATEC.docx
+++ b/Modelos/AP/FATEC/Memorando_contratacao_fundacao_FATEC.docx
@@ -592,8 +592,6 @@
         </w:rPr>
         <w:t xml:space="preserve"> teve sua autorização renovada para atuar como Fundação de Apoio à UFSM pela Portaria Conjunta Nº 37, de 05 de março de 2026</w:t>
       </w:r>
-      <w:bookmarkStart w:id="0" w:name="_GoBack"/>
-      <w:bookmarkEnd w:id="0"/>
       <w:r>
         <w:rPr>
           <w:color w:val="000000"/>
@@ -1306,6 +1304,13 @@
           <w:rFonts w:ascii="Times New Roman" w:hAnsi="Times New Roman"/>
           <w:sz w:val="20"/>
         </w:rPr>
+        <w:t xml:space="preserve">NOME: </w:t>
+      </w:r>
+      <w:r>
+        <w:rPr>
+          <w:rFonts w:ascii="Times New Roman" w:hAnsi="Times New Roman"/>
+          <w:sz w:val="20"/>
+        </w:rPr>
         <w:t xml:space="preserve">{{ </w:t>
       </w:r>
       <w:proofErr w:type="spellStart"/>
@@ -1331,6 +1336,15 @@
         </w:rPr>
         <w:br/>
       </w:r>
+      <w:r>
+        <w:rPr>
+          <w:rFonts w:ascii="Times New Roman" w:hAnsi="Times New Roman"/>
+          <w:sz w:val="20"/>
+        </w:rPr>
+        <w:t xml:space="preserve">SIAPE: </w:t>
+      </w:r>
+      <w:bookmarkStart w:id="0" w:name="_GoBack"/>
+      <w:bookmarkEnd w:id="0"/>
       <w:r>
         <w:rPr>
           <w:rFonts w:ascii="Times New Roman" w:hAnsi="Times New Roman"/>

--- a/Modelos/AP/FATEC/Memorando_contratacao_fundacao_FATEC.docx
+++ b/Modelos/AP/FATEC/Memorando_contratacao_fundacao_FATEC.docx
@@ -56,13 +56,8 @@
       </w:r>
     </w:p>
     <w:p>
-      <w:proofErr w:type="spellStart"/>
-      <w:r>
-        <w:t>Pró-reitoria</w:t>
-      </w:r>
-      <w:proofErr w:type="spellEnd"/>
-      <w:r>
-        <w:t xml:space="preserve"> de Inovação e Empreendedorismo,</w:t>
+      <w:r>
+        <w:t>Pró-reitoria de Inovação e Empreendedorismo,</w:t>
       </w:r>
     </w:p>
     <w:p>
@@ -206,19 +201,35 @@
         <w:rPr>
           <w:sz w:val="20"/>
         </w:rPr>
-        <w:t xml:space="preserve">ACORDO DE PARCERIA entre a UFSM e </w:t>
-      </w:r>
-      <w:r>
-        <w:rPr>
-          <w:sz w:val="20"/>
-        </w:rPr>
-        <w:t>{{ empresa }}</w:t>
-      </w:r>
-      <w:r>
-        <w:rPr>
-          <w:sz w:val="20"/>
-        </w:rPr>
-        <w:t xml:space="preserve"> para o desenvolvimento do projeto de “</w:t>
+        <w:t>ACORDO DE PARCERIA entre a UFSM</w:t>
+      </w:r>
+      <w:r>
+        <w:rPr>
+          <w:sz w:val="20"/>
+        </w:rPr>
+        <w:t xml:space="preserve">{{ </w:t>
+      </w:r>
+      <w:proofErr w:type="spellStart"/>
+      <w:r>
+        <w:rPr>
+          <w:sz w:val="20"/>
+        </w:rPr>
+        <w:t>texto_empresas</w:t>
+      </w:r>
+      <w:proofErr w:type="spellEnd"/>
+      <w:r>
+        <w:rPr>
+          <w:sz w:val="20"/>
+        </w:rPr>
+        <w:t xml:space="preserve"> }} </w:t>
+      </w:r>
+      <w:bookmarkStart w:id="0" w:name="_GoBack"/>
+      <w:bookmarkEnd w:id="0"/>
+      <w:r>
+        <w:rPr>
+          <w:sz w:val="20"/>
+        </w:rPr>
+        <w:t>para o desenvolvimento do projeto de “</w:t>
       </w:r>
       <w:r>
         <w:rPr>
@@ -1343,8 +1354,6 @@
         </w:rPr>
         <w:t xml:space="preserve">SIAPE: </w:t>
       </w:r>
-      <w:bookmarkStart w:id="0" w:name="_GoBack"/>
-      <w:bookmarkEnd w:id="0"/>
       <w:r>
         <w:rPr>
           <w:rFonts w:ascii="Times New Roman" w:hAnsi="Times New Roman"/>
